--- a/Spore模拟赛Ⅱ/Grox的序列二/Grox的序列二.docx
+++ b/Spore模拟赛Ⅱ/Grox的序列二/Grox的序列二.docx
@@ -174,20 +174,7 @@
           <w:szCs w:val="24"/>
           <w:lang w:val="en-US" w:eastAsia="zh-CN"/>
         </w:rPr>
-        <w:t>在你解决了Grox的序列一</w:t>
-      </w:r>
-      <w:bookmarkStart w:id="5" w:name="_GoBack"/>
-      <w:bookmarkEnd w:id="5"/>
-      <w:r>
-        <w:rPr>
-          <w:rFonts w:hint="eastAsia"/>
-          <w:b w:val="0"/>
-          <w:bCs w:val="0"/>
-          <w:sz w:val="24"/>
-          <w:szCs w:val="24"/>
-          <w:lang w:val="en-US" w:eastAsia="zh-CN"/>
-        </w:rPr>
-        <w:t>之后，Grox对你的专业水平感到十分高兴，但上次的任务中对于出现0次或奇数次的物质种类数的要求太少了，不过不用担心，Grox也不会增大数据范围后的做法，但Grox在试图研究更大范围的解法时发现了一个有意思的序列</w:t>
+        <w:t>在你解决了Grox的序列一之后，Grox对你的专业水平感到十分高兴，但上次的任务中对于出现0次或奇数次的物质种类数的要求太少了，不过不用担心，Grox也不会增大数据范围后的做法，但Grox在试图研究更大范围的解法时发现了一个有意思的序列</w:t>
       </w:r>
       <w:r>
         <w:rPr>
@@ -200,7 +187,7 @@
           <w:lang w:val="en-US" w:eastAsia="zh-CN"/>
         </w:rPr>
         <w:object>
-          <v:shape id="_x0000_i1025" o:spt="75" alt="" type="#_x0000_t75" style="height:35pt;width:108pt;" o:ole="t" filled="f" o:preferrelative="t" stroked="f" coordsize="21600,21600">
+          <v:shape id="_x0000_i1025" o:spt="75" type="#_x0000_t75" style="height:35pt;width:108pt;" o:ole="t" filled="f" o:preferrelative="t" stroked="f" coordsize="21600,21600">
             <v:path/>
             <v:fill on="f" focussize="0,0"/>
             <v:stroke on="f"/>
@@ -262,6 +249,7 @@
         </w:rPr>
         <w:object>
           <v:shape id="_x0000_i1026" o:spt="75" type="#_x0000_t75" style="height:16pt;width:19pt;" o:ole="t" filled="f" o:preferrelative="t" stroked="f" coordsize="21600,21600">
+            <v:path/>
             <v:fill on="f" focussize="0,0"/>
             <v:stroke on="f"/>
             <v:imagedata r:id="rId7" o:title=""/>
@@ -297,6 +285,7 @@
         </w:rPr>
         <w:object>
           <v:shape id="_x0000_i1027" o:spt="75" type="#_x0000_t75" style="height:16pt;width:13.95pt;" o:ole="t" filled="f" o:preferrelative="t" stroked="f" coordsize="21600,21600">
+            <v:path/>
             <v:fill on="f" focussize="0,0"/>
             <v:stroke on="f"/>
             <v:imagedata r:id="rId9" o:title=""/>
@@ -318,8 +307,10 @@
           <w:szCs w:val="24"/>
           <w:lang w:val="en-US" w:eastAsia="zh-CN"/>
         </w:rPr>
-        <w:t>每一项的系数对1004535809取模后的结果</w:t>
-      </w:r>
+        <w:t>每一项的系数对1004535809取模后的结果。</w:t>
+      </w:r>
+      <w:bookmarkStart w:id="5" w:name="_GoBack"/>
+      <w:bookmarkEnd w:id="5"/>
     </w:p>
     <w:bookmarkEnd w:id="2"/>
     <w:p>

--- a/Spore模拟赛Ⅱ/Grox的序列二/Grox的序列二.docx
+++ b/Spore模拟赛Ⅱ/Grox的序列二/Grox的序列二.docx
@@ -24,7 +24,7 @@
           <w:szCs w:val="21"/>
           <w:lang w:val="en-US" w:eastAsia="zh-CN"/>
         </w:rPr>
-        <w:t>512MB,2S,groxsnd.xxx</w:t>
+        <w:t>512MB,1S,groxsnd.xxx</w:t>
       </w:r>
     </w:p>
     <w:p>
@@ -187,7 +187,7 @@
           <w:lang w:val="en-US" w:eastAsia="zh-CN"/>
         </w:rPr>
         <w:object>
-          <v:shape id="_x0000_i1025" o:spt="75" type="#_x0000_t75" style="height:35pt;width:108pt;" o:ole="t" filled="f" o:preferrelative="t" stroked="f" coordsize="21600,21600">
+          <v:shape id="_x0000_i1025" o:spt="75" alt="" type="#_x0000_t75" style="height:37.25pt;width:114.9pt;" o:ole="t" filled="f" o:preferrelative="t" stroked="f" coordsize="21600,21600">
             <v:path/>
             <v:fill on="f" focussize="0,0"/>
             <v:stroke on="f"/>
@@ -235,20 +235,45 @@
           <w:szCs w:val="24"/>
           <w:lang w:val="en-US" w:eastAsia="zh-CN"/>
         </w:rPr>
-        <w:t>Grox想知道这个序列从</w:t>
-      </w:r>
-      <w:r>
-        <w:rPr>
-          <w:rFonts w:hint="eastAsia"/>
-          <w:b w:val="0"/>
-          <w:bCs w:val="0"/>
-          <w:position w:val="-6"/>
+        <w:t>为了避免输出过大，Grox想知道以下3个数</w:t>
+      </w:r>
+      <w:r>
+        <w:rPr>
+          <w:rFonts w:hint="eastAsia" w:ascii="宋体" w:hAnsi="宋体" w:eastAsia="宋体" w:cs="宋体"/>
+          <w:b w:val="0"/>
+          <w:sz w:val="24"/>
+          <w:szCs w:val="24"/>
+        </w:rPr>
+        <w:t>，依次为</w:t>
+      </w:r>
+      <w:bookmarkStart w:id="5" w:name="_GoBack"/>
+      <w:bookmarkEnd w:id="5"/>
+    </w:p>
+    <w:p>
+      <w:pPr>
+        <w:ind w:firstLine="420" w:firstLineChars="0"/>
+        <w:jc w:val="both"/>
+        <w:rPr>
+          <w:rFonts w:hint="eastAsia" w:eastAsiaTheme="minorEastAsia"/>
+          <w:b w:val="0"/>
+          <w:bCs w:val="0"/>
+          <w:sz w:val="24"/>
+          <w:szCs w:val="24"/>
+          <w:lang w:val="en-US" w:eastAsia="zh-CN"/>
+        </w:rPr>
+      </w:pPr>
+      <w:r>
+        <w:rPr>
+          <w:rFonts w:hint="eastAsia" w:eastAsiaTheme="minorEastAsia"/>
+          <w:b w:val="0"/>
+          <w:bCs w:val="0"/>
+          <w:position w:val="-28"/>
           <w:sz w:val="24"/>
           <w:szCs w:val="24"/>
           <w:lang w:val="en-US" w:eastAsia="zh-CN"/>
         </w:rPr>
         <w:object>
-          <v:shape id="_x0000_i1026" o:spt="75" type="#_x0000_t75" style="height:16pt;width:19pt;" o:ole="t" filled="f" o:preferrelative="t" stroked="f" coordsize="21600,21600">
+          <v:shape id="_x0000_i1030" o:spt="75" type="#_x0000_t75" style="height:37.4pt;width:223.1pt;" o:ole="t" filled="f" o:preferrelative="t" stroked="f" coordsize="21600,21600">
             <v:path/>
             <v:fill on="f" focussize="0,0"/>
             <v:stroke on="f"/>
@@ -257,34 +282,37 @@
             <w10:wrap type="none"/>
             <w10:anchorlock/>
           </v:shape>
-          <o:OLEObject Type="Embed" ProgID="Equation.KSEE3" ShapeID="_x0000_i1026" DrawAspect="Content" ObjectID="_1468075726" r:id="rId6">
+          <o:OLEObject Type="Embed" ProgID="Equation.KSEE3" ShapeID="_x0000_i1030" DrawAspect="Content" ObjectID="_1468075726" r:id="rId6">
             <o:LockedField>false</o:LockedField>
           </o:OLEObject>
         </w:object>
       </w:r>
-      <w:r>
-        <w:rPr>
-          <w:rFonts w:hint="eastAsia"/>
-          <w:b w:val="0"/>
-          <w:bCs w:val="0"/>
-          <w:sz w:val="24"/>
-          <w:szCs w:val="24"/>
-          <w:lang w:val="en-US" w:eastAsia="zh-CN"/>
-        </w:rPr>
-        <w:t>到</w:t>
-      </w:r>
-      <w:r>
-        <w:rPr>
-          <w:rFonts w:hint="eastAsia"/>
-          <w:b w:val="0"/>
-          <w:bCs w:val="0"/>
-          <w:position w:val="-6"/>
+    </w:p>
+    <w:p>
+      <w:pPr>
+        <w:ind w:firstLine="420" w:firstLineChars="0"/>
+        <w:jc w:val="both"/>
+        <w:rPr>
+          <w:rFonts w:hint="eastAsia" w:eastAsiaTheme="minorEastAsia"/>
+          <w:b w:val="0"/>
+          <w:bCs w:val="0"/>
+          <w:sz w:val="24"/>
+          <w:szCs w:val="24"/>
+          <w:lang w:val="en-US" w:eastAsia="zh-CN"/>
+        </w:rPr>
+      </w:pPr>
+      <w:r>
+        <w:rPr>
+          <w:rFonts w:hint="eastAsia" w:eastAsiaTheme="minorEastAsia"/>
+          <w:b w:val="0"/>
+          <w:bCs w:val="0"/>
+          <w:position w:val="-28"/>
           <w:sz w:val="24"/>
           <w:szCs w:val="24"/>
           <w:lang w:val="en-US" w:eastAsia="zh-CN"/>
         </w:rPr>
         <w:object>
-          <v:shape id="_x0000_i1027" o:spt="75" type="#_x0000_t75" style="height:16pt;width:13.95pt;" o:ole="t" filled="f" o:preferrelative="t" stroked="f" coordsize="21600,21600">
+          <v:shape id="_x0000_i1038" o:spt="75" alt="" type="#_x0000_t75" style="height:37.4pt;width:221.75pt;" o:ole="t" filled="f" o:preferrelative="t" stroked="f" coordsize="21600,21600">
             <v:path/>
             <v:fill on="f" focussize="0,0"/>
             <v:stroke on="f"/>
@@ -293,24 +321,50 @@
             <w10:wrap type="none"/>
             <w10:anchorlock/>
           </v:shape>
-          <o:OLEObject Type="Embed" ProgID="Equation.KSEE3" ShapeID="_x0000_i1027" DrawAspect="Content" ObjectID="_1468075727" r:id="rId8">
+          <o:OLEObject Type="Embed" ProgID="Equation.KSEE3" ShapeID="_x0000_i1038" DrawAspect="Content" ObjectID="_1468075727" r:id="rId8">
             <o:LockedField>false</o:LockedField>
           </o:OLEObject>
         </w:object>
       </w:r>
-      <w:r>
-        <w:rPr>
-          <w:rFonts w:hint="eastAsia"/>
-          <w:b w:val="0"/>
-          <w:bCs w:val="0"/>
-          <w:sz w:val="24"/>
-          <w:szCs w:val="24"/>
-          <w:lang w:val="en-US" w:eastAsia="zh-CN"/>
-        </w:rPr>
-        <w:t>每一项的系数对1004535809取模后的结果。</w:t>
-      </w:r>
-      <w:bookmarkStart w:id="5" w:name="_GoBack"/>
-      <w:bookmarkEnd w:id="5"/>
+    </w:p>
+    <w:p>
+      <w:pPr>
+        <w:ind w:firstLine="420" w:firstLineChars="0"/>
+        <w:jc w:val="both"/>
+        <w:rPr>
+          <w:rFonts w:hint="eastAsia" w:eastAsiaTheme="minorEastAsia"/>
+          <w:b w:val="0"/>
+          <w:bCs w:val="0"/>
+          <w:sz w:val="24"/>
+          <w:szCs w:val="24"/>
+          <w:lang w:val="en-US" w:eastAsia="zh-CN"/>
+        </w:rPr>
+      </w:pPr>
+      <w:r>
+        <w:rPr>
+          <w:rFonts w:hint="eastAsia" w:eastAsiaTheme="minorEastAsia"/>
+          <w:b w:val="0"/>
+          <w:bCs w:val="0"/>
+          <w:position w:val="-28"/>
+          <w:sz w:val="24"/>
+          <w:szCs w:val="24"/>
+          <w:lang w:val="en-US" w:eastAsia="zh-CN"/>
+        </w:rPr>
+        <w:object>
+          <v:shape id="_x0000_i1039" o:spt="75" alt="" type="#_x0000_t75" style="height:37.4pt;width:223.1pt;" o:ole="t" filled="f" o:preferrelative="t" stroked="f" coordsize="21600,21600">
+            <v:path/>
+            <v:fill on="f" focussize="0,0"/>
+            <v:stroke on="f"/>
+            <v:imagedata r:id="rId11" o:title=""/>
+            <o:lock v:ext="edit" aspectratio="t"/>
+            <w10:wrap type="none"/>
+            <w10:anchorlock/>
+          </v:shape>
+          <o:OLEObject Type="Embed" ProgID="Equation.KSEE3" ShapeID="_x0000_i1039" DrawAspect="Content" ObjectID="_1468075728" r:id="rId10">
+            <o:LockedField>false</o:LockedField>
+          </o:OLEObject>
+        </w:object>
+      </w:r>
     </w:p>
     <w:bookmarkEnd w:id="2"/>
     <w:p>
@@ -361,7 +415,7 @@
           <w:szCs w:val="24"/>
           <w:lang w:val="en-US" w:eastAsia="zh-CN"/>
         </w:rPr>
-        <w:t>第一行一个整数N</w:t>
+        <w:t>一行一个整数N</w:t>
       </w:r>
     </w:p>
     <w:bookmarkEnd w:id="3"/>
@@ -426,79 +480,7 @@
           <w:szCs w:val="24"/>
           <w:lang w:val="en-US" w:eastAsia="zh-CN"/>
         </w:rPr>
-        <w:t>输出一行2n +1个整数，分别表示上述序列从</w:t>
-      </w:r>
-      <w:r>
-        <w:rPr>
-          <w:rFonts w:hint="eastAsia"/>
-          <w:b w:val="0"/>
-          <w:bCs w:val="0"/>
-          <w:position w:val="-6"/>
-          <w:sz w:val="24"/>
-          <w:szCs w:val="24"/>
-          <w:lang w:val="en-US" w:eastAsia="zh-CN"/>
-        </w:rPr>
-        <w:object>
-          <v:shape id="_x0000_i1028" o:spt="75" type="#_x0000_t75" style="height:16pt;width:19pt;" o:ole="t" filled="f" o:preferrelative="t" stroked="f" coordsize="21600,21600">
-            <v:path/>
-            <v:fill on="f" focussize="0,0"/>
-            <v:stroke on="f"/>
-            <v:imagedata r:id="rId7" o:title=""/>
-            <o:lock v:ext="edit" aspectratio="t"/>
-            <w10:wrap type="none"/>
-            <w10:anchorlock/>
-          </v:shape>
-          <o:OLEObject Type="Embed" ProgID="Equation.KSEE3" ShapeID="_x0000_i1028" DrawAspect="Content" ObjectID="_1468075728" r:id="rId10">
-            <o:LockedField>false</o:LockedField>
-          </o:OLEObject>
-        </w:object>
-      </w:r>
-      <w:r>
-        <w:rPr>
-          <w:rFonts w:hint="eastAsia"/>
-          <w:b w:val="0"/>
-          <w:bCs w:val="0"/>
-          <w:sz w:val="24"/>
-          <w:szCs w:val="24"/>
-          <w:lang w:val="en-US" w:eastAsia="zh-CN"/>
-        </w:rPr>
-        <w:t>到</w:t>
-      </w:r>
-      <w:r>
-        <w:rPr>
-          <w:rFonts w:hint="eastAsia"/>
-          <w:b w:val="0"/>
-          <w:bCs w:val="0"/>
-          <w:position w:val="-6"/>
-          <w:sz w:val="24"/>
-          <w:szCs w:val="24"/>
-          <w:lang w:val="en-US" w:eastAsia="zh-CN"/>
-        </w:rPr>
-        <w:object>
-          <v:shape id="_x0000_i1029" o:spt="75" type="#_x0000_t75" style="height:16pt;width:13.95pt;" o:ole="t" filled="f" o:preferrelative="t" stroked="f" coordsize="21600,21600">
-            <v:path/>
-            <v:fill on="f" focussize="0,0"/>
-            <v:stroke on="f"/>
-            <v:imagedata r:id="rId9" o:title=""/>
-            <o:lock v:ext="edit" aspectratio="t"/>
-            <w10:wrap type="none"/>
-            <w10:anchorlock/>
-          </v:shape>
-          <o:OLEObject Type="Embed" ProgID="Equation.KSEE3" ShapeID="_x0000_i1029" DrawAspect="Content" ObjectID="_1468075729" r:id="rId11">
-            <o:LockedField>false</o:LockedField>
-          </o:OLEObject>
-        </w:object>
-      </w:r>
-      <w:r>
-        <w:rPr>
-          <w:rFonts w:hint="eastAsia"/>
-          <w:b w:val="0"/>
-          <w:bCs w:val="0"/>
-          <w:sz w:val="24"/>
-          <w:szCs w:val="24"/>
-          <w:lang w:val="en-US" w:eastAsia="zh-CN"/>
-        </w:rPr>
-        <w:t>每一项的系数对1004535809取模后的结果。</w:t>
+        <w:t>输出一行3个整数，分别表示Grox想知道的3个数。</w:t>
       </w:r>
     </w:p>
     <w:p>
@@ -565,7 +547,7 @@
           <w:szCs w:val="24"/>
           <w:lang w:val="en-US" w:eastAsia="zh-CN"/>
         </w:rPr>
-        <w:t>*</w:t>
+        <w:t>【样例一】</w:t>
       </w:r>
     </w:p>
     <w:p>
@@ -580,22 +562,21 @@
           <w:rFonts w:hint="eastAsia"/>
           <w:b w:val="0"/>
           <w:bCs w:val="0"/>
-          <w:color w:val="auto"/>
-          <w:sz w:val="24"/>
-          <w:szCs w:val="24"/>
-          <w:lang w:val="en-US" w:eastAsia="zh-CN"/>
-        </w:rPr>
-      </w:pPr>
-      <w:r>
-        <w:rPr>
-          <w:rFonts w:hint="eastAsia"/>
-          <w:b w:val="0"/>
-          <w:bCs w:val="0"/>
-          <w:sz w:val="24"/>
-          <w:szCs w:val="24"/>
-          <w:lang w:val="en-US" w:eastAsia="zh-CN"/>
-        </w:rPr>
-        <w:t>*</w:t>
+          <w:sz w:val="24"/>
+          <w:szCs w:val="24"/>
+          <w:lang w:val="en-US" w:eastAsia="zh-CN"/>
+        </w:rPr>
+      </w:pPr>
+      <w:r>
+        <w:rPr>
+          <w:rFonts w:hint="eastAsia"/>
+          <w:b w:val="0"/>
+          <w:bCs w:val="0"/>
+          <w:sz w:val="24"/>
+          <w:szCs w:val="24"/>
+          <w:lang w:val="en-US" w:eastAsia="zh-CN"/>
+        </w:rPr>
+        <w:t>1</w:t>
       </w:r>
     </w:p>
     <w:p>
@@ -607,6 +588,84 @@
         </w:numPr>
         <w:jc w:val="both"/>
         <w:rPr>
+          <w:rFonts w:hint="eastAsia" w:eastAsiaTheme="minorEastAsia"/>
+          <w:b w:val="0"/>
+          <w:bCs w:val="0"/>
+          <w:sz w:val="24"/>
+          <w:szCs w:val="24"/>
+          <w:lang w:val="en-US" w:eastAsia="zh-CN"/>
+        </w:rPr>
+      </w:pPr>
+    </w:p>
+    <w:p>
+      <w:pPr>
+        <w:widowControl w:val="0"/>
+        <w:numPr>
+          <w:ilvl w:val="0"/>
+          <w:numId w:val="0"/>
+        </w:numPr>
+        <w:jc w:val="both"/>
+        <w:rPr>
+          <w:rFonts w:hint="eastAsia" w:eastAsiaTheme="minorEastAsia"/>
+          <w:b w:val="0"/>
+          <w:bCs w:val="0"/>
+          <w:sz w:val="24"/>
+          <w:szCs w:val="24"/>
+          <w:lang w:val="en-US" w:eastAsia="zh-CN"/>
+        </w:rPr>
+      </w:pPr>
+      <w:r>
+        <w:rPr>
+          <w:rFonts w:hint="eastAsia"/>
+          <w:b w:val="0"/>
+          <w:bCs w:val="0"/>
+          <w:sz w:val="24"/>
+          <w:szCs w:val="24"/>
+          <w:lang w:val="en-US" w:eastAsia="zh-CN"/>
+        </w:rPr>
+        <w:t>【样例二】</w:t>
+      </w:r>
+    </w:p>
+    <w:p>
+      <w:pPr>
+        <w:widowControl w:val="0"/>
+        <w:numPr>
+          <w:ilvl w:val="0"/>
+          <w:numId w:val="0"/>
+        </w:numPr>
+        <w:jc w:val="both"/>
+        <w:rPr>
+          <w:rFonts w:hint="eastAsia"/>
+          <w:b w:val="0"/>
+          <w:bCs w:val="0"/>
+          <w:color w:val="auto"/>
+          <w:sz w:val="24"/>
+          <w:szCs w:val="24"/>
+          <w:lang w:val="en-US" w:eastAsia="zh-CN"/>
+        </w:rPr>
+      </w:pPr>
+      <w:r>
+        <w:rPr>
+          <w:rFonts w:hint="eastAsia"/>
+          <w:b w:val="0"/>
+          <w:bCs w:val="0"/>
+          <w:color w:val="auto"/>
+          <w:sz w:val="24"/>
+          <w:szCs w:val="24"/>
+          <w:lang w:val="en-US" w:eastAsia="zh-CN"/>
+        </w:rPr>
+        <w:t>3</w:t>
+      </w:r>
+    </w:p>
+    <w:p>
+      <w:pPr>
+        <w:widowControl w:val="0"/>
+        <w:numPr>
+          <w:ilvl w:val="0"/>
+          <w:numId w:val="0"/>
+        </w:numPr>
+        <w:jc w:val="both"/>
+        <w:rPr>
           <w:rFonts w:hint="eastAsia"/>
           <w:b w:val="0"/>
           <w:bCs w:val="0"/>
@@ -663,31 +722,92 @@
           <w:szCs w:val="24"/>
           <w:lang w:val="en-US" w:eastAsia="zh-CN"/>
         </w:rPr>
-        <w:t>*</w:t>
-      </w:r>
-    </w:p>
-    <w:p>
-      <w:pPr>
-        <w:jc w:val="both"/>
-        <w:rPr>
-          <w:rFonts w:hint="eastAsia"/>
-          <w:b w:val="0"/>
-          <w:bCs w:val="0"/>
-          <w:sz w:val="24"/>
-          <w:szCs w:val="24"/>
-          <w:lang w:val="en-US" w:eastAsia="zh-CN"/>
-        </w:rPr>
-      </w:pPr>
-      <w:r>
-        <w:rPr>
-          <w:rFonts w:hint="eastAsia"/>
-          <w:b w:val="0"/>
-          <w:bCs w:val="0"/>
-          <w:sz w:val="24"/>
-          <w:szCs w:val="24"/>
-          <w:lang w:val="en-US" w:eastAsia="zh-CN"/>
-        </w:rPr>
-        <w:t>*</w:t>
+        <w:t>【样例一】</w:t>
+      </w:r>
+    </w:p>
+    <w:p>
+      <w:pPr>
+        <w:jc w:val="both"/>
+        <w:rPr>
+          <w:rFonts w:hint="eastAsia" w:eastAsiaTheme="minorEastAsia"/>
+          <w:b w:val="0"/>
+          <w:bCs w:val="0"/>
+          <w:sz w:val="24"/>
+          <w:szCs w:val="24"/>
+          <w:lang w:val="en-US" w:eastAsia="zh-CN"/>
+        </w:rPr>
+      </w:pPr>
+      <w:r>
+        <w:rPr>
+          <w:rFonts w:hint="eastAsia"/>
+          <w:b w:val="0"/>
+          <w:bCs w:val="0"/>
+          <w:sz w:val="24"/>
+          <w:szCs w:val="24"/>
+          <w:lang w:val="en-US" w:eastAsia="zh-CN"/>
+        </w:rPr>
+        <w:t>1 1 1</w:t>
+      </w:r>
+    </w:p>
+    <w:p>
+      <w:pPr>
+        <w:jc w:val="both"/>
+        <w:rPr>
+          <w:rFonts w:hint="eastAsia"/>
+          <w:b w:val="0"/>
+          <w:bCs w:val="0"/>
+          <w:sz w:val="24"/>
+          <w:szCs w:val="24"/>
+          <w:lang w:val="en-US" w:eastAsia="zh-CN"/>
+        </w:rPr>
+      </w:pPr>
+    </w:p>
+    <w:p>
+      <w:pPr>
+        <w:jc w:val="both"/>
+        <w:rPr>
+          <w:rFonts w:hint="eastAsia" w:eastAsiaTheme="minorEastAsia"/>
+          <w:b w:val="0"/>
+          <w:bCs w:val="0"/>
+          <w:sz w:val="24"/>
+          <w:szCs w:val="24"/>
+          <w:lang w:val="en-US" w:eastAsia="zh-CN"/>
+        </w:rPr>
+      </w:pPr>
+      <w:r>
+        <w:rPr>
+          <w:rFonts w:hint="eastAsia"/>
+          <w:b w:val="0"/>
+          <w:bCs w:val="0"/>
+          <w:sz w:val="24"/>
+          <w:szCs w:val="24"/>
+          <w:lang w:val="en-US" w:eastAsia="zh-CN"/>
+        </w:rPr>
+        <w:t>【样例二】</w:t>
+      </w:r>
+    </w:p>
+    <w:p>
+      <w:pPr>
+        <w:jc w:val="both"/>
+        <w:rPr>
+          <w:rFonts w:hint="eastAsia"/>
+          <w:b w:val="0"/>
+          <w:bCs w:val="0"/>
+          <w:sz w:val="24"/>
+          <w:szCs w:val="24"/>
+          <w:lang w:val="en-US" w:eastAsia="zh-CN"/>
+        </w:rPr>
+      </w:pPr>
+      <w:r>
+        <w:rPr>
+          <w:rFonts w:hint="eastAsia"/>
+          <w:b w:val="0"/>
+          <w:bCs w:val="0"/>
+          <w:sz w:val="24"/>
+          <w:szCs w:val="24"/>
+          <w:lang w:val="en-US" w:eastAsia="zh-CN"/>
+        </w:rPr>
+        <w:t>334845272 2 2</w:t>
       </w:r>
     </w:p>
     <w:p>
@@ -751,7 +871,7 @@
           <w:vertAlign w:val="baseline"/>
           <w:lang w:val="en-US" w:eastAsia="zh-CN"/>
         </w:rPr>
-        <w:t>0 &lt;= N &lt;= 100000</w:t>
+        <w:t>0 &lt;= N &lt;= 10,0000</w:t>
       </w:r>
       <w:r>
         <w:rPr>
